--- a/.SYSTEMX/KIT/Production/Standard Document Set/DOCX/07_Client_Deliverable_Cover_Template.docx
+++ b/.SYSTEMX/KIT/Production/Standard Document Set/DOCX/07_Client_Deliverable_Cover_Template.docx
@@ -25,7 +25,7 @@
           <w:color w:val="5B6573"/>
           <w:sz w:val="24"/>
         </w:rPr>
-        <w:t>Controlled cover sheet for formal Wayne Tech Lab LLC. submissions.</w:t>
+        <w:t>Controlled cover sheet for formal [[COMPANY NAME]] submissions.</w:t>
       </w:r>
     </w:p>
     <w:tbl>
@@ -120,7 +120,7 @@
               <w:rPr>
                 <w:sz w:val="17"/>
               </w:rPr>
-              <w:t>Wayne Tech Lab LLC.</w:t>
+              <w:t>[[COMPANY NAME]]</w:t>
             </w:r>
           </w:p>
         </w:tc>
@@ -1147,7 +1147,7 @@
                 <w:b/>
                 <w:color w:val="FFFFFF"/>
               </w:rPr>
-              <w:t>Wayne Tech Lab LLC. Authorized Representative</w:t>
+              <w:t>[[COMPANY NAME]] Authorized Representative</w:t>
             </w:r>
           </w:p>
         </w:tc>
@@ -1248,7 +1248,7 @@
         <w:color w:val="5B6573"/>
         <w:sz w:val="15"/>
       </w:rPr>
-      <w:t>Wayne Tech Lab LLC. | www.WayneTechLab.com | Lucas@WayneTechLab.com | Salem, Oregon</w:t>
+      <w:t>[[COMPANY NAME]] | example.com | [[CONTACT EMAIL]] | [[CITY, REGION]]</w:t>
     </w:r>
   </w:p>
   <w:p>
@@ -1357,7 +1357,7 @@
               <w:color w:val="01214A"/>
               <w:sz w:val="21"/>
             </w:rPr>
-            <w:t>WAYNE TECH LAB LLC.</w:t>
+            <w:t>[[COMPANY NAME]]</w:t>
           </w:r>
           <w:r>
             <w:rPr>
